--- a/research/Physiological_Research_同刊参照修订_20261016/Yuan.docx
+++ b/research/Physiological_Research_同刊参照修订_20261016/Yuan.docx
@@ -492,7 +492,7 @@
           <w:color w:val="000000"/>
           <w:sz w:val="24"/>
         </w:rPr>
-        <w:t xml:space="preserve"> mRNA in medullary blocks containing the RVLM and adjacent tissue. The comparison between model and sham rats used the same day-28 endpoint; a restoration cohort was examined at a later endpoint after implant removal. A related report described Ang II/AT1-R expression in this model [13]. Blood-pressure observations were shared with that report, whereas the biochemical and transcript analyses presented here were not reported there. Archived blood-pressure records are provided in the supplement. Illustrative H&amp;E fields are included among the main figures, with source material retained in the supplement. The present study characterizes regional group differences and examines their relevance to a possible redox phenotype.</w:t>
+        <w:t xml:space="preserve"> mRNA in medullary blocks containing the RVLM and adjacent tissue. The comparison between model and sham rats used the same day-28 endpoint; a restoration cohort was examined at a later endpoint after implant removal. A related report described Ang II/AT1-R expression in this model [13]. Blood-pressure observations were shared with that report, whereas the biochemical and transcript analyses presented here were not reported there. Archived blood-pressure records are provided in the supplement. Illustrative H&amp;E fields and source material are provided in the supplement. The present study characterizes regional group differences and examines their relevance to a possible redox phenotype.</w:t>
       </w:r>
     </w:p>
     <w:p>
@@ -578,7 +578,7 @@
           <w:color w:val="000000"/>
           <w:sz w:val="24"/>
         </w:rPr>
-        <w:t>The parent experiment numbered 60 rats and allocated them by random numbers to sham operation (10) or model induction (50). All sham rats survived. During model induction, 6 rats died during surgery and 3 afterward; 41 survived, including 7 with implant loss and 34 with retained implants. After imaging and blood-pressure screening on day 28, successfully modeled rats were assigned by random numbers to model, restoration, and superior cervical ganglion resection groups of 10. The disposition of the remaining 4 rats with retained implants was undocumented. This report includes only sham, model, and restoration rats, initially 10 per group; ganglion-resection and electrophysiological results are not presented.</w:t>
+        <w:t>The parent experiment numbered 60 rats and allocated them by random numbers to sham operation (10) or model induction (50). All sham rats survived. During model induction, 6 rats died during surgery and 3 afterward; 41 survived, including 7 with implant loss and 34 with retained implants. After imaging and blood-pressure screening on day 28, successfully modeled rats were assigned by random numbers to model, restoration, and superior cervical ganglion resection groups of 10. The remaining 4 rats with retained implants were kept in reserve and were not allocated to the three subsequent 10-rat groups. This report includes only sham, model, and restoration rats, initially 10 per group; ganglion-resection and electrophysiological results are not presented.</w:t>
       </w:r>
     </w:p>
     <w:p>
@@ -1324,7 +1324,7 @@
           <w:color w:val="000000"/>
           <w:sz w:val="24"/>
         </w:rPr>
-        <w:t>The archived H&amp;E fields show nuclear staining and varied cellular profiles (Fig. 3). Unconfirmed specimen counts and image-to-animal correspondence limit their use to illustration; no group-level histological inference was made.</w:t>
+        <w:t>The archived H&amp;E fields show nuclear staining and varied cellular profiles (Supplementary Fig. S1). Unconfirmed specimen counts and image-to-animal correspondence limit their use to illustration; no group-level histological inference was made.</w:t>
       </w:r>
     </w:p>
     <w:p>
@@ -1473,7 +1473,7 @@
           <w:color w:val="000000"/>
           <w:sz w:val="24"/>
         </w:rPr>
-        <w:t>The previously reported Ang II/AT1-R expression changes in this model provide another point of connection [13]. Experimental work on RVLM angiotensin signaling and angiotensin-associated NOX pathways offers a possible framework for interpreting the regional findings [18,19]. Angiotensin signaling and sympathetic discharge were not measured in the present analyses. Accordingly, the relationships illustrated in Fig. 4 are proposed links for testing, rather than an established sequence connecting cervical perturbation, NOX activity and blood-pressure regulation.</w:t>
+        <w:t>The previously reported Ang II/AT1-R expression changes in this model provide another point of connection [13]. Experimental work on RVLM angiotensin signaling and angiotensin-associated NOX pathways offers a possible framework for interpreting the regional findings [18,19]. Angiotensin signaling and sympathetic discharge were not measured in the present analyses. Accordingly, connections between cervical perturbation, NOX activity and blood-pressure regulation remain hypotheses requiring direct testing.</w:t>
       </w:r>
     </w:p>
     <w:p>
@@ -2261,176 +2261,6 @@
           <w:sz w:val="24"/>
         </w:rPr>
         <w:t xml:space="preserve"> (B) mRNA in regional medullary tissue. Six independent rats were included per group. Bars indicate arithmetic means, error bars sample SDs and points individual rats. Expression was normalized within each rat to β-actin and calibrated to the sham arithmetic mean. Brackets compare model with sham or restoration. Tests used ΔCq with one Holm adjustment across all 18 original-panel comparisons. Displayed P values are Holm-adjusted across these 18 comparisons. Sham and model rats were sampled on day 28 and restoration rats on day 56. Full results are in Supplementary File 4. Sham, sham-operated; Rest., restoration.</w:t>
-      </w:r>
-    </w:p>
-    <w:p>
-      <w:pPr>
-        <w:pStyle w:val="3"/>
-        <w:pageBreakBefore/>
-        <w:widowControl/>
-      </w:pPr>
-      <w:r>
-        <w:rPr>
-          <w:rFonts w:ascii="Times New Roman" w:hAnsi="Times New Roman" w:cs="Times New Roman" w:eastAsia="Times New Roman"/>
-          <w:b/>
-          <w:color w:val="000000"/>
-          <w:sz w:val="26"/>
-        </w:rPr>
-        <w:t>Figure 3</w:t>
-      </w:r>
-    </w:p>
-    <w:p>
-      <w:pPr>
-        <w:jc w:val="center"/>
-      </w:pPr>
-      <w:r>
-        <w:drawing>
-          <wp:inline xmlns:a="http://schemas.openxmlformats.org/drawingml/2006/main" xmlns:pic="http://schemas.openxmlformats.org/drawingml/2006/picture">
-            <wp:extent cx="5669280" cy="1304515"/>
-            <wp:docPr id="1" name="Picture 1" descr="Source H&amp;E fields"/>
-            <wp:cNvGraphicFramePr>
-              <a:graphicFrameLocks noChangeAspect="1"/>
-            </wp:cNvGraphicFramePr>
-            <a:graphic>
-              <a:graphicData uri="http://schemas.openxmlformats.org/drawingml/2006/picture">
-                <pic:pic>
-                  <pic:nvPicPr>
-                    <pic:cNvPr id="0" name="Yuan_fig1.jpg"/>
-                    <pic:cNvPicPr/>
-                  </pic:nvPicPr>
-                  <pic:blipFill>
-                    <a:blip r:embed="rId6"/>
-                    <a:stretch>
-                      <a:fillRect/>
-                    </a:stretch>
-                  </pic:blipFill>
-                  <pic:spPr>
-                    <a:xfrm>
-                      <a:off x="0" y="0"/>
-                      <a:ext cx="5669280" cy="1304515"/>
-                    </a:xfrm>
-                    <a:prstGeom prst="rect"/>
-                  </pic:spPr>
-                </pic:pic>
-              </a:graphicData>
-            </a:graphic>
-          </wp:inline>
-        </w:drawing>
-      </w:r>
-    </w:p>
-    <w:p>
-      <w:pPr>
-        <w:widowControl/>
-      </w:pPr>
-      <w:r>
-        <w:rPr>
-          <w:rFonts w:ascii="Times New Roman" w:hAnsi="Times New Roman" w:cs="Times New Roman" w:eastAsia="Times New Roman"/>
-          <w:color w:val="000000"/>
-          <w:sz w:val="24"/>
-        </w:rPr>
-        <w:t>Fig. 3. Archived H&amp;E fields labelled sham, model and restoration. Source tissue pixels and source-labelled 100 µm scale bars are retained. Animal counts, image-to-animal correspondence and sampling records were unavailable. These fields are illustrative and do not establish group-level histological differences.</w:t>
-      </w:r>
-    </w:p>
-    <w:p>
-      <w:pPr>
-        <w:pStyle w:val="3"/>
-        <w:pageBreakBefore/>
-        <w:widowControl/>
-      </w:pPr>
-      <w:r>
-        <w:rPr>
-          <w:rFonts w:ascii="Times New Roman" w:hAnsi="Times New Roman" w:cs="Times New Roman" w:eastAsia="Times New Roman"/>
-          <w:b/>
-          <w:color w:val="000000"/>
-          <w:sz w:val="26"/>
-        </w:rPr>
-        <w:t>Figure 4</w:t>
-      </w:r>
-    </w:p>
-    <w:p>
-      <w:pPr>
-        <w:jc w:val="center"/>
-      </w:pPr>
-      <w:r>
-        <w:drawing>
-          <wp:inline xmlns:a="http://schemas.openxmlformats.org/drawingml/2006/main" xmlns:pic="http://schemas.openxmlformats.org/drawingml/2006/picture">
-            <wp:extent cx="5669280" cy="3628339"/>
-            <wp:docPr id="4" name="Picture 4" descr="Proposed mechanism requiring testing"/>
-            <wp:cNvGraphicFramePr>
-              <a:graphicFrameLocks noChangeAspect="1"/>
-            </wp:cNvGraphicFramePr>
-            <a:graphic>
-              <a:graphicData uri="http://schemas.openxmlformats.org/drawingml/2006/picture">
-                <pic:pic>
-                  <pic:nvPicPr>
-                    <pic:cNvPr id="0" name="Yuan_fig4.jpg"/>
-                    <pic:cNvPicPr/>
-                  </pic:nvPicPr>
-                  <pic:blipFill>
-                    <a:blip r:embed="rId9"/>
-                    <a:stretch>
-                      <a:fillRect/>
-                    </a:stretch>
-                  </pic:blipFill>
-                  <pic:spPr>
-                    <a:xfrm>
-                      <a:off x="0" y="0"/>
-                      <a:ext cx="5669280" cy="3628339"/>
-                    </a:xfrm>
-                    <a:prstGeom prst="rect"/>
-                  </pic:spPr>
-                </pic:pic>
-              </a:graphicData>
-            </a:graphic>
-          </wp:inline>
-        </w:drawing>
-      </w:r>
-    </w:p>
-    <w:p>
-      <w:pPr>
-        <w:widowControl/>
-      </w:pPr>
-      <w:r>
-        <w:rPr>
-          <w:rFonts w:ascii="Times New Roman" w:hAnsi="Times New Roman" w:cs="Times New Roman" w:eastAsia="Times New Roman"/>
-          <w:color w:val="000000"/>
-          <w:sz w:val="24"/>
-        </w:rPr>
-        <w:t xml:space="preserve">Fig. 4. Regional observations and proposed cardiovascular links. Green denotes current regional measurements; blue denotes prior reports [4,13]. Upward and downward symbols indicate day-28 model–sham differences. Dashed arrows and outlines denote untested functional relationships. </w:t>
-      </w:r>
-      <w:r>
-        <w:rPr>
-          <w:rFonts w:ascii="Times New Roman" w:hAnsi="Times New Roman" w:cs="Times New Roman" w:eastAsia="Times New Roman"/>
-          <w:i/>
-          <w:color w:val="000000"/>
-          <w:sz w:val="24"/>
-        </w:rPr>
-        <w:t>Nox1</w:t>
-      </w:r>
-      <w:r>
-        <w:rPr>
-          <w:rFonts w:ascii="Times New Roman" w:hAnsi="Times New Roman" w:cs="Times New Roman" w:eastAsia="Times New Roman"/>
-          <w:color w:val="000000"/>
-          <w:sz w:val="24"/>
-        </w:rPr>
-        <w:t>/</w:t>
-      </w:r>
-      <w:r>
-        <w:rPr>
-          <w:rFonts w:ascii="Times New Roman" w:hAnsi="Times New Roman" w:cs="Times New Roman" w:eastAsia="Times New Roman"/>
-          <w:i/>
-          <w:color w:val="000000"/>
-          <w:sz w:val="24"/>
-        </w:rPr>
-        <w:t>Nox4</w:t>
-      </w:r>
-      <w:r>
-        <w:rPr>
-          <w:rFonts w:ascii="Times New Roman" w:hAnsi="Times New Roman" w:cs="Times New Roman" w:eastAsia="Times New Roman"/>
-          <w:color w:val="000000"/>
-          <w:sz w:val="24"/>
-        </w:rPr>
-        <w:t xml:space="preserve"> mRNA does not establish NOX activity or sympathetic mediation. The cervical symbol is schematic. Separate timelines show day-28 terminal sampling in sham/model rats and day-56 sampling after day-28 implant removal in restoration rats. Time and repeat surgery confound implant-removal comparisons.</w:t>
       </w:r>
     </w:p>
     <w:sectPr>
